--- a/EfCoreArchitectureDemo_Project_Documentation.docx
+++ b/EfCoreArchitectureDemo_Project_Documentation.docx
@@ -44,7 +44,7 @@
         <w:spacing w:after="160" w:line="259" w:lineRule="auto"/>
       </w:pPr>
       <w:r>
-        <w:t>EfCoreArchitectureDemo is a production-grade .NET retail management API. It models the core operational flow of a small retail system: catalog management, category assignment, inventory tracking, customer management, order placement, payment completion, audit logging, AI-assisted observability, schema migration, and post-migration data upgrades. The project is deliberately built as a staged architecture demonstration across twelve implementation phases, so its value is both practical and educational. A developer can study it to understand how modern .NET APIs are organized, while a technical lead can review it as an example of Clean Architecture, advanced EF Core usage, concurrency handling, and tested workflow design.</w:t>
+        <w:t>EfCoreArchitectureDemo is a production-grade .NET retail management API. It models the core operational flow of a small retail system: catalog management, category assignment, inventory tracking, customer management, order placement, payment completion, audit logging, AI-assisted observability, schema migration, and post-migration data upgrades. The project is deliberately built as a staged architecture demonstration across the current layered solution, so its value is both practical and educational. A developer can study it to understand how modern .NET APIs are organized, while a technical lead can review it as an example of Clean Architecture, advanced EF Core usage, concurrency handling, and tested workflow design.</w:t>
       </w:r>
     </w:p>
     <w:p>
@@ -73,6 +73,38 @@
     </w:p>
     <w:p>
       <w:pPr>
+        <w:p>
+          <w:pPr>
+            <w:pStyle w:val="Heading1"/>
+          </w:pPr>
+          <w:r>
+            <w:t>Current Project Alignment</w:t>
+          </w:r>
+        </w:p>
+        <w:p>
+          <w:pPr>
+            <w:spacing w:after="160" w:line="259" w:lineRule="auto"/>
+          </w:pPr>
+          <w:r>
+            <w:t>The current solution is aligned around five projects: API, Application, Domain, Infrastructure, and RetailProject.Tests. API owns HTTP delivery, Swagger, middleware, startup migration, and composition. Application owns DTOs, validators, interfaces, mappings, use-case services, and query models. Domain owns entities, enums, invariants, and domain exceptions. Infrastructure owns EF Core, SQL Server configuration, migrations, repositories, unit of work, data upgrades, audit interception, Gemini integration, and hosted AI enrichment. RetailProject.Tests verifies domain behavior, integration workflows, migration behavior, transaction rollback, concurrency handling, and upgrade idempotency.</w:t>
+          </w:r>
+        </w:p>
+        <w:p>
+          <w:pPr>
+            <w:spacing w:after="160" w:line="259" w:lineRule="auto"/>
+          </w:pPr>
+          <w:r>
+            <w:t>Swagger endpoint groups now use explicit controller tags: Catalog - Products, Catalog - Categories, Inventory, Customers, Orders, and Payments. This keeps the OpenAPI UI aligned with the actual retail areas exposed by the controllers.</w:t>
+          </w:r>
+        </w:p>
+        <w:p>
+          <w:pPr>
+            <w:spacing w:after="160" w:line="259" w:lineRule="auto"/>
+          </w:pPr>
+          <w:r>
+            <w:t>The application service layout currently includes ProductService, CategoryService, InventoryService, CustomerService, OrderService, PaymentService, and ChangeLogService. Infrastructure services include GeminiSummaryService, AiEnrichmentProcessor, and AiEnrichmentBackgroundService. InventoryService uses an InventoryEntity alias for Domain.Entities.Inventory.Inventory to avoid the namespace/type name collision with Application.Services.Inventory.</w:t>
+          </w:r>
+        </w:p>
         <w:pStyle w:val="Heading1"/>
       </w:pPr>
       <w:r>
@@ -1108,7 +1140,7 @@
         <w:spacing w:after="160" w:line="259" w:lineRule="auto"/>
       </w:pPr>
       <w:r>
-        <w:t>Swagger is configured with API title, version, description, endpoint discovery, grouping, request duration display, and optional XML comments. It provides an interactive contract for developers to inspect endpoints, request shapes, response types, and status codes.</w:t>
+        <w:t>Swagger is configured with API title, version, description, endpoint discovery, explicit controller tag grouping, request duration display, and optional XML comments. The current groups are Catalog - Products, Catalog - Categories, Inventory, Customers, Orders, and Payments, giving developers a clean contract for endpoint discovery, request shapes, response types, and status codes.</w:t>
       </w:r>
     </w:p>
     <w:p>
@@ -1124,7 +1156,7 @@
         <w:spacing w:after="160" w:line="259" w:lineRule="auto"/>
       </w:pPr>
       <w:r>
-        <w:t>The test suite is documented as having 79 passing tests covering write and read validation, category and customer workflows, inventory workflows, payments, transaction behavior, migrations, concurrency, upgrade pipeline behavior, domain invariants, and API-level workflow conflict tests. This breadth matters because the project is not only testing isolated methods; it is verifying the retail workflow across service, persistence, and HTTP boundaries.</w:t>
+        <w:t>The test suite covers write and read validation, category and customer workflows, inventory workflows, payments, transaction behavior, migrations, concurrency, upgrade pipeline behavior, domain invariants, and API-level workflow conflict tests. This breadth matters because the project is not only testing isolated methods; it is verifying the retail workflow across service, persistence, and HTTP boundaries.</w:t>
       </w:r>
     </w:p>
     <w:p>
